--- a/4_Diari/22.01.2025 - Diario.docx
+++ b/4_Diari/22.01.2025 - Diario.docx
@@ -471,10 +471,22 @@
               <w:rPr>
                 <w:rFonts w:ascii="Arial" w:hAnsi="Arial" w:cs="Arial"/>
               </w:rPr>
-              <w:t>Cominciare la presentazione.</w:t>
+              <w:t xml:space="preserve">Cominciare la </w:t>
+            </w:r>
+            <w:r>
+              <w:rPr>
+                <w:rFonts w:ascii="Arial" w:hAnsi="Arial" w:cs="Arial"/>
+              </w:rPr>
+              <w:t>documentazione</w:t>
             </w:r>
             <w:bookmarkStart w:id="3" w:name="_GoBack"/>
             <w:bookmarkEnd w:id="3"/>
+            <w:r>
+              <w:rPr>
+                <w:rFonts w:ascii="Arial" w:hAnsi="Arial" w:cs="Arial"/>
+              </w:rPr>
+              <w:t>.</w:t>
+            </w:r>
           </w:p>
         </w:tc>
       </w:tr>
@@ -4113,6 +4125,7 @@
     <w:rsid w:val="004F7A60"/>
     <w:rsid w:val="00515C71"/>
     <w:rsid w:val="00540959"/>
+    <w:rsid w:val="00571385"/>
     <w:rsid w:val="00580D3A"/>
     <w:rsid w:val="00594413"/>
     <w:rsid w:val="005B2EF9"/>
@@ -4991,7 +5004,7 @@
 </file>
 
 <file path=customXml/itemProps1.xml><?xml version="1.0" encoding="utf-8"?>
-<ds:datastoreItem xmlns:ds="http://schemas.openxmlformats.org/officeDocument/2006/customXml" ds:itemID="{09D70632-8545-4CAD-8FA8-4C6AE5E58D8B}">
+<ds:datastoreItem xmlns:ds="http://schemas.openxmlformats.org/officeDocument/2006/customXml" ds:itemID="{1F5F9255-9274-478B-8E5E-FEC24ABA34F3}">
   <ds:schemaRefs>
     <ds:schemaRef ds:uri="http://schemas.openxmlformats.org/officeDocument/2006/bibliography"/>
   </ds:schemaRefs>
